--- a/documentatie/projectdocumentatie/RobuustheidsAnalyse.docx
+++ b/documentatie/projectdocumentatie/RobuustheidsAnalyse.docx
@@ -58,10 +58,10 @@
         <w:tblLook w:val="04A0" w:firstRow="1" w:lastRow="0" w:firstColumn="1" w:lastColumn="0" w:noHBand="0" w:noVBand="1"/>
       </w:tblPr>
       <w:tblGrid>
-        <w:gridCol w:w="2209"/>
         <w:gridCol w:w="2219"/>
+        <w:gridCol w:w="2220"/>
         <w:gridCol w:w="2425"/>
-        <w:gridCol w:w="2209"/>
+        <w:gridCol w:w="2198"/>
       </w:tblGrid>
       <w:tr>
         <w:tc>
@@ -296,6 +296,13 @@
                 <w:szCs w:val="22"/>
               </w:rPr>
             </w:pPr>
+            <w:r>
+              <w:rPr>
+                <w:sz w:val="22"/>
+                <w:szCs w:val="22"/>
+              </w:rPr>
+              <w:t>Losse connectors</w:t>
+            </w:r>
           </w:p>
         </w:tc>
         <w:tc>
@@ -309,6 +316,45 @@
                 <w:szCs w:val="22"/>
               </w:rPr>
             </w:pPr>
+            <w:r>
+              <w:rPr>
+                <w:sz w:val="22"/>
+                <w:szCs w:val="22"/>
+              </w:rPr>
+              <w:t xml:space="preserve">Door </w:t>
+            </w:r>
+            <w:proofErr w:type="spellStart"/>
+            <w:r>
+              <w:rPr>
+                <w:sz w:val="22"/>
+                <w:szCs w:val="22"/>
+              </w:rPr>
+              <w:t>evevtuele</w:t>
+            </w:r>
+            <w:proofErr w:type="spellEnd"/>
+            <w:r>
+              <w:rPr>
+                <w:sz w:val="22"/>
+                <w:szCs w:val="22"/>
+              </w:rPr>
+              <w:t xml:space="preserve"> trilling of schommeling op het schip kunnen </w:t>
+            </w:r>
+            <w:proofErr w:type="spellStart"/>
+            <w:r>
+              <w:rPr>
+                <w:sz w:val="22"/>
+                <w:szCs w:val="22"/>
+              </w:rPr>
+              <w:t>connectors</w:t>
+            </w:r>
+            <w:proofErr w:type="spellEnd"/>
+            <w:r>
+              <w:rPr>
+                <w:sz w:val="22"/>
+                <w:szCs w:val="22"/>
+              </w:rPr>
+              <w:t xml:space="preserve"> los laten, hierdoor kan communicatie verstoord worden</w:t>
+            </w:r>
           </w:p>
         </w:tc>
         <w:tc>
@@ -322,6 +368,13 @@
                 <w:szCs w:val="22"/>
               </w:rPr>
             </w:pPr>
+            <w:r>
+              <w:rPr>
+                <w:sz w:val="22"/>
+                <w:szCs w:val="22"/>
+              </w:rPr>
+              <w:t>Kabels kunnen worden vastgemaakt met lijm</w:t>
+            </w:r>
           </w:p>
         </w:tc>
         <w:tc>
@@ -335,6 +388,15 @@
                 <w:szCs w:val="22"/>
               </w:rPr>
             </w:pPr>
+            <w:proofErr w:type="gramStart"/>
+            <w:r>
+              <w:rPr>
+                <w:sz w:val="22"/>
+                <w:szCs w:val="22"/>
+              </w:rPr>
+              <w:t>ja</w:t>
+            </w:r>
+            <w:proofErr w:type="gramEnd"/>
           </w:p>
         </w:tc>
       </w:tr>
@@ -350,6 +412,15 @@
                 <w:szCs w:val="22"/>
               </w:rPr>
             </w:pPr>
+            <w:proofErr w:type="gramStart"/>
+            <w:r>
+              <w:rPr>
+                <w:sz w:val="22"/>
+                <w:szCs w:val="22"/>
+              </w:rPr>
+              <w:t>waterinfiltratie</w:t>
+            </w:r>
+            <w:proofErr w:type="gramEnd"/>
           </w:p>
         </w:tc>
         <w:tc>
@@ -363,6 +434,13 @@
                 <w:szCs w:val="22"/>
               </w:rPr>
             </w:pPr>
+            <w:r>
+              <w:rPr>
+                <w:sz w:val="22"/>
+                <w:szCs w:val="22"/>
+              </w:rPr>
+              <w:t>Wanneer er vocht in de behuizing komt kan er kortsluiting of corrosie ontstaan</w:t>
+            </w:r>
           </w:p>
         </w:tc>
         <w:tc>
@@ -376,6 +454,15 @@
                 <w:szCs w:val="22"/>
               </w:rPr>
             </w:pPr>
+            <w:proofErr w:type="gramStart"/>
+            <w:r>
+              <w:rPr>
+                <w:sz w:val="22"/>
+                <w:szCs w:val="22"/>
+              </w:rPr>
+              <w:t>geen</w:t>
+            </w:r>
+            <w:proofErr w:type="gramEnd"/>
           </w:p>
         </w:tc>
         <w:tc>
@@ -389,6 +476,15 @@
                 <w:szCs w:val="22"/>
               </w:rPr>
             </w:pPr>
+            <w:proofErr w:type="gramStart"/>
+            <w:r>
+              <w:rPr>
+                <w:sz w:val="22"/>
+                <w:szCs w:val="22"/>
+              </w:rPr>
+              <w:t>nee</w:t>
+            </w:r>
+            <w:proofErr w:type="gramEnd"/>
           </w:p>
         </w:tc>
       </w:tr>

--- a/documentatie/projectdocumentatie/RobuustheidsAnalyse.docx
+++ b/documentatie/projectdocumentatie/RobuustheidsAnalyse.docx
@@ -58,10 +58,10 @@
         <w:tblLook w:val="04A0" w:firstRow="1" w:lastRow="0" w:firstColumn="1" w:lastColumn="0" w:noHBand="0" w:noVBand="1"/>
       </w:tblPr>
       <w:tblGrid>
+        <w:gridCol w:w="2221"/>
         <w:gridCol w:w="2219"/>
-        <w:gridCol w:w="2220"/>
         <w:gridCol w:w="2425"/>
-        <w:gridCol w:w="2198"/>
+        <w:gridCol w:w="2197"/>
       </w:tblGrid>
       <w:tr>
         <w:tc>
@@ -321,7 +321,21 @@
                 <w:sz w:val="22"/>
                 <w:szCs w:val="22"/>
               </w:rPr>
-              <w:t xml:space="preserve">Door </w:t>
+              <w:t>Door eve</w:t>
+            </w:r>
+            <w:r>
+              <w:rPr>
+                <w:sz w:val="22"/>
+                <w:szCs w:val="22"/>
+              </w:rPr>
+              <w:t>n</w:t>
+            </w:r>
+            <w:r>
+              <w:rPr>
+                <w:sz w:val="22"/>
+                <w:szCs w:val="22"/>
+              </w:rPr>
+              <w:t xml:space="preserve">tuele trilling of schommeling op het schip kunnen </w:t>
             </w:r>
             <w:proofErr w:type="spellStart"/>
             <w:r>
@@ -329,23 +343,14 @@
                 <w:sz w:val="22"/>
                 <w:szCs w:val="22"/>
               </w:rPr>
-              <w:t>evevtuele</w:t>
-            </w:r>
-            <w:proofErr w:type="spellEnd"/>
-            <w:r>
-              <w:rPr>
-                <w:sz w:val="22"/>
-                <w:szCs w:val="22"/>
-              </w:rPr>
-              <w:t xml:space="preserve"> trilling of schommeling op het schip kunnen </w:t>
-            </w:r>
-            <w:proofErr w:type="spellStart"/>
-            <w:r>
-              <w:rPr>
-                <w:sz w:val="22"/>
-                <w:szCs w:val="22"/>
-              </w:rPr>
-              <w:t>connectors</w:t>
+              <w:t>connector</w:t>
+            </w:r>
+            <w:r>
+              <w:rPr>
+                <w:sz w:val="22"/>
+                <w:szCs w:val="22"/>
+              </w:rPr>
+              <w:t>s</w:t>
             </w:r>
             <w:proofErr w:type="spellEnd"/>
             <w:r>
@@ -412,15 +417,20 @@
                 <w:szCs w:val="22"/>
               </w:rPr>
             </w:pPr>
-            <w:proofErr w:type="gramStart"/>
-            <w:r>
-              <w:rPr>
-                <w:sz w:val="22"/>
-                <w:szCs w:val="22"/>
-              </w:rPr>
-              <w:t>waterinfiltratie</w:t>
-            </w:r>
-            <w:proofErr w:type="gramEnd"/>
+            <w:r>
+              <w:rPr>
+                <w:sz w:val="22"/>
+                <w:szCs w:val="22"/>
+              </w:rPr>
+              <w:t>W</w:t>
+            </w:r>
+            <w:r>
+              <w:rPr>
+                <w:sz w:val="22"/>
+                <w:szCs w:val="22"/>
+              </w:rPr>
+              <w:t>aterinfiltratie</w:t>
+            </w:r>
           </w:p>
         </w:tc>
         <w:tc>
@@ -539,6 +549,93 @@
                 <w:szCs w:val="22"/>
               </w:rPr>
             </w:pPr>
+          </w:p>
+        </w:tc>
+      </w:tr>
+    </w:tbl>
+    <w:p/>
+    <w:p/>
+    <w:p/>
+    <w:p/>
+    <w:p>
+      <w:r>
+        <w:t>Changelog</w:t>
+      </w:r>
+    </w:p>
+    <w:tbl>
+      <w:tblPr>
+        <w:tblStyle w:val="Tabelraster"/>
+        <w:tblW w:w="0" w:type="auto"/>
+        <w:tblLook w:val="04A0" w:firstRow="1" w:lastRow="0" w:firstColumn="1" w:lastColumn="0" w:noHBand="0" w:noVBand="1"/>
+      </w:tblPr>
+      <w:tblGrid>
+        <w:gridCol w:w="3020"/>
+        <w:gridCol w:w="3021"/>
+        <w:gridCol w:w="3021"/>
+      </w:tblGrid>
+      <w:tr>
+        <w:tc>
+          <w:tcPr>
+            <w:tcW w:w="3020" w:type="dxa"/>
+          </w:tcPr>
+          <w:p>
+            <w:r>
+              <w:t>Versie</w:t>
+            </w:r>
+          </w:p>
+        </w:tc>
+        <w:tc>
+          <w:tcPr>
+            <w:tcW w:w="3021" w:type="dxa"/>
+          </w:tcPr>
+          <w:p>
+            <w:r>
+              <w:t>Verandering</w:t>
+            </w:r>
+          </w:p>
+        </w:tc>
+        <w:tc>
+          <w:tcPr>
+            <w:tcW w:w="3021" w:type="dxa"/>
+          </w:tcPr>
+          <w:p>
+            <w:proofErr w:type="gramStart"/>
+            <w:r>
+              <w:t>datum</w:t>
+            </w:r>
+            <w:proofErr w:type="gramEnd"/>
+          </w:p>
+        </w:tc>
+      </w:tr>
+      <w:tr>
+        <w:tc>
+          <w:tcPr>
+            <w:tcW w:w="3020" w:type="dxa"/>
+          </w:tcPr>
+          <w:p>
+            <w:r>
+              <w:t>0.1</w:t>
+            </w:r>
+          </w:p>
+        </w:tc>
+        <w:tc>
+          <w:tcPr>
+            <w:tcW w:w="3021" w:type="dxa"/>
+          </w:tcPr>
+          <w:p>
+            <w:r>
+              <w:t>Bestand aangemaakt</w:t>
+            </w:r>
+          </w:p>
+        </w:tc>
+        <w:tc>
+          <w:tcPr>
+            <w:tcW w:w="3021" w:type="dxa"/>
+          </w:tcPr>
+          <w:p>
+            <w:r>
+              <w:t>4-4-2025</w:t>
+            </w:r>
           </w:p>
         </w:tc>
       </w:tr>

--- a/documentatie/projectdocumentatie/RobuustheidsAnalyse.docx
+++ b/documentatie/projectdocumentatie/RobuustheidsAnalyse.docx
@@ -58,15 +58,15 @@
         <w:tblLook w:val="04A0" w:firstRow="1" w:lastRow="0" w:firstColumn="1" w:lastColumn="0" w:noHBand="0" w:noVBand="1"/>
       </w:tblPr>
       <w:tblGrid>
-        <w:gridCol w:w="2221"/>
-        <w:gridCol w:w="2219"/>
+        <w:gridCol w:w="2215"/>
+        <w:gridCol w:w="2235"/>
         <w:gridCol w:w="2425"/>
-        <w:gridCol w:w="2197"/>
+        <w:gridCol w:w="2187"/>
       </w:tblGrid>
       <w:tr>
         <w:tc>
           <w:tcPr>
-            <w:tcW w:w="2265" w:type="dxa"/>
+            <w:tcW w:w="2215" w:type="dxa"/>
           </w:tcPr>
           <w:p>
             <w:pPr>
@@ -90,7 +90,7 @@
         </w:tc>
         <w:tc>
           <w:tcPr>
-            <w:tcW w:w="2265" w:type="dxa"/>
+            <w:tcW w:w="2235" w:type="dxa"/>
           </w:tcPr>
           <w:p>
             <w:pPr>
@@ -123,7 +123,7 @@
         </w:tc>
         <w:tc>
           <w:tcPr>
-            <w:tcW w:w="2266" w:type="dxa"/>
+            <w:tcW w:w="2425" w:type="dxa"/>
           </w:tcPr>
           <w:p>
             <w:pPr>
@@ -147,7 +147,7 @@
         </w:tc>
         <w:tc>
           <w:tcPr>
-            <w:tcW w:w="2266" w:type="dxa"/>
+            <w:tcW w:w="2187" w:type="dxa"/>
           </w:tcPr>
           <w:p>
             <w:pPr>
@@ -173,7 +173,7 @@
       <w:tr>
         <w:tc>
           <w:tcPr>
-            <w:tcW w:w="2265" w:type="dxa"/>
+            <w:tcW w:w="2215" w:type="dxa"/>
           </w:tcPr>
           <w:p>
             <w:pPr>
@@ -193,7 +193,7 @@
         </w:tc>
         <w:tc>
           <w:tcPr>
-            <w:tcW w:w="2265" w:type="dxa"/>
+            <w:tcW w:w="2235" w:type="dxa"/>
           </w:tcPr>
           <w:p>
             <w:pPr>
@@ -213,7 +213,7 @@
         </w:tc>
         <w:tc>
           <w:tcPr>
-            <w:tcW w:w="2266" w:type="dxa"/>
+            <w:tcW w:w="2425" w:type="dxa"/>
           </w:tcPr>
           <w:p>
             <w:pPr>
@@ -265,7 +265,7 @@
         </w:tc>
         <w:tc>
           <w:tcPr>
-            <w:tcW w:w="2266" w:type="dxa"/>
+            <w:tcW w:w="2187" w:type="dxa"/>
           </w:tcPr>
           <w:p>
             <w:pPr>
@@ -287,7 +287,7 @@
       <w:tr>
         <w:tc>
           <w:tcPr>
-            <w:tcW w:w="2265" w:type="dxa"/>
+            <w:tcW w:w="2215" w:type="dxa"/>
           </w:tcPr>
           <w:p>
             <w:pPr>
@@ -307,7 +307,7 @@
         </w:tc>
         <w:tc>
           <w:tcPr>
-            <w:tcW w:w="2265" w:type="dxa"/>
+            <w:tcW w:w="2235" w:type="dxa"/>
           </w:tcPr>
           <w:p>
             <w:pPr>
@@ -364,7 +364,7 @@
         </w:tc>
         <w:tc>
           <w:tcPr>
-            <w:tcW w:w="2266" w:type="dxa"/>
+            <w:tcW w:w="2425" w:type="dxa"/>
           </w:tcPr>
           <w:p>
             <w:pPr>
@@ -384,7 +384,7 @@
         </w:tc>
         <w:tc>
           <w:tcPr>
-            <w:tcW w:w="2266" w:type="dxa"/>
+            <w:tcW w:w="2187" w:type="dxa"/>
           </w:tcPr>
           <w:p>
             <w:pPr>
@@ -408,7 +408,7 @@
       <w:tr>
         <w:tc>
           <w:tcPr>
-            <w:tcW w:w="2265" w:type="dxa"/>
+            <w:tcW w:w="2215" w:type="dxa"/>
           </w:tcPr>
           <w:p>
             <w:pPr>
@@ -435,7 +435,7 @@
         </w:tc>
         <w:tc>
           <w:tcPr>
-            <w:tcW w:w="2265" w:type="dxa"/>
+            <w:tcW w:w="2235" w:type="dxa"/>
           </w:tcPr>
           <w:p>
             <w:pPr>
@@ -455,7 +455,7 @@
         </w:tc>
         <w:tc>
           <w:tcPr>
-            <w:tcW w:w="2266" w:type="dxa"/>
+            <w:tcW w:w="2425" w:type="dxa"/>
           </w:tcPr>
           <w:p>
             <w:pPr>
@@ -477,7 +477,7 @@
         </w:tc>
         <w:tc>
           <w:tcPr>
-            <w:tcW w:w="2266" w:type="dxa"/>
+            <w:tcW w:w="2187" w:type="dxa"/>
           </w:tcPr>
           <w:p>
             <w:pPr>
@@ -501,60 +501,104 @@
       <w:tr>
         <w:tc>
           <w:tcPr>
-            <w:tcW w:w="2265" w:type="dxa"/>
-          </w:tcPr>
-          <w:p>
-            <w:pPr>
-              <w:rPr>
-                <w:sz w:val="22"/>
-                <w:szCs w:val="22"/>
-              </w:rPr>
-            </w:pPr>
-          </w:p>
-        </w:tc>
-        <w:tc>
-          <w:tcPr>
-            <w:tcW w:w="2265" w:type="dxa"/>
-          </w:tcPr>
-          <w:p>
-            <w:pPr>
-              <w:rPr>
-                <w:sz w:val="22"/>
-                <w:szCs w:val="22"/>
-              </w:rPr>
-            </w:pPr>
-          </w:p>
-        </w:tc>
-        <w:tc>
-          <w:tcPr>
-            <w:tcW w:w="2266" w:type="dxa"/>
-          </w:tcPr>
-          <w:p>
-            <w:pPr>
-              <w:rPr>
-                <w:sz w:val="22"/>
-                <w:szCs w:val="22"/>
-              </w:rPr>
-            </w:pPr>
-          </w:p>
-        </w:tc>
-        <w:tc>
-          <w:tcPr>
-            <w:tcW w:w="2266" w:type="dxa"/>
-          </w:tcPr>
-          <w:p>
-            <w:pPr>
-              <w:rPr>
-                <w:sz w:val="22"/>
-                <w:szCs w:val="22"/>
-              </w:rPr>
-            </w:pPr>
+            <w:tcW w:w="2215" w:type="dxa"/>
+          </w:tcPr>
+          <w:p>
+            <w:pPr>
+              <w:rPr>
+                <w:sz w:val="22"/>
+                <w:szCs w:val="22"/>
+              </w:rPr>
+            </w:pPr>
+            <w:r>
+              <w:rPr>
+                <w:sz w:val="22"/>
+                <w:szCs w:val="22"/>
+              </w:rPr>
+              <w:t>MQTT verbinding verbroken</w:t>
+            </w:r>
+          </w:p>
+        </w:tc>
+        <w:tc>
+          <w:tcPr>
+            <w:tcW w:w="2235" w:type="dxa"/>
+          </w:tcPr>
+          <w:p>
+            <w:pPr>
+              <w:rPr>
+                <w:sz w:val="22"/>
+                <w:szCs w:val="22"/>
+              </w:rPr>
+            </w:pPr>
+            <w:r>
+              <w:rPr>
+                <w:sz w:val="22"/>
+                <w:szCs w:val="22"/>
+              </w:rPr>
+              <w:t>De verbinding met de MQTT broker is verbroken en er kan niet meer gecommuniceerd worden</w:t>
+            </w:r>
+          </w:p>
+        </w:tc>
+        <w:tc>
+          <w:tcPr>
+            <w:tcW w:w="2425" w:type="dxa"/>
+          </w:tcPr>
+          <w:p>
+            <w:pPr>
+              <w:rPr>
+                <w:sz w:val="22"/>
+                <w:szCs w:val="22"/>
+              </w:rPr>
+            </w:pPr>
+            <w:r>
+              <w:rPr>
+                <w:sz w:val="22"/>
+                <w:szCs w:val="22"/>
+              </w:rPr>
+              <w:t>De “</w:t>
+            </w:r>
+            <w:proofErr w:type="spellStart"/>
+            <w:r>
+              <w:rPr>
+                <w:sz w:val="22"/>
+                <w:szCs w:val="22"/>
+              </w:rPr>
+              <w:t>main</w:t>
+            </w:r>
+            <w:proofErr w:type="spellEnd"/>
+            <w:r>
+              <w:rPr>
+                <w:sz w:val="22"/>
+                <w:szCs w:val="22"/>
+              </w:rPr>
+              <w:t>” programma zal opnieuw proberen verbinding te maken met de broker</w:t>
+            </w:r>
+          </w:p>
+        </w:tc>
+        <w:tc>
+          <w:tcPr>
+            <w:tcW w:w="2187" w:type="dxa"/>
+          </w:tcPr>
+          <w:p>
+            <w:pPr>
+              <w:rPr>
+                <w:sz w:val="22"/>
+                <w:szCs w:val="22"/>
+              </w:rPr>
+            </w:pPr>
+            <w:proofErr w:type="gramStart"/>
+            <w:r>
+              <w:rPr>
+                <w:sz w:val="22"/>
+                <w:szCs w:val="22"/>
+              </w:rPr>
+              <w:t>ja</w:t>
+            </w:r>
+            <w:proofErr w:type="gramEnd"/>
           </w:p>
         </w:tc>
       </w:tr>
     </w:tbl>
-    <w:p/>
-    <w:p/>
     <w:p/>
     <w:p/>
     <w:p>
@@ -579,7 +623,17 @@
             <w:tcW w:w="3020" w:type="dxa"/>
           </w:tcPr>
           <w:p>
-            <w:r>
+            <w:pPr>
+              <w:rPr>
+                <w:b/>
+                <w:bCs/>
+              </w:rPr>
+            </w:pPr>
+            <w:r>
+              <w:rPr>
+                <w:b/>
+                <w:bCs/>
+              </w:rPr>
               <w:t>Versie</w:t>
             </w:r>
           </w:p>
@@ -589,7 +643,17 @@
             <w:tcW w:w="3021" w:type="dxa"/>
           </w:tcPr>
           <w:p>
-            <w:r>
+            <w:pPr>
+              <w:rPr>
+                <w:b/>
+                <w:bCs/>
+              </w:rPr>
+            </w:pPr>
+            <w:r>
+              <w:rPr>
+                <w:b/>
+                <w:bCs/>
+              </w:rPr>
               <w:t>Verandering</w:t>
             </w:r>
           </w:p>
@@ -599,11 +663,26 @@
             <w:tcW w:w="3021" w:type="dxa"/>
           </w:tcPr>
           <w:p>
-            <w:proofErr w:type="gramStart"/>
-            <w:r>
-              <w:t>datum</w:t>
-            </w:r>
-            <w:proofErr w:type="gramEnd"/>
+            <w:pPr>
+              <w:rPr>
+                <w:b/>
+                <w:bCs/>
+              </w:rPr>
+            </w:pPr>
+            <w:r>
+              <w:rPr>
+                <w:b/>
+                <w:bCs/>
+              </w:rPr>
+              <w:t>D</w:t>
+            </w:r>
+            <w:r>
+              <w:rPr>
+                <w:b/>
+                <w:bCs/>
+              </w:rPr>
+              <w:t>atum</w:t>
+            </w:r>
           </w:p>
         </w:tc>
       </w:tr>
@@ -635,6 +714,38 @@
           <w:p>
             <w:r>
               <w:t>4-4-2025</w:t>
+            </w:r>
+          </w:p>
+        </w:tc>
+      </w:tr>
+      <w:tr>
+        <w:tc>
+          <w:tcPr>
+            <w:tcW w:w="3020" w:type="dxa"/>
+          </w:tcPr>
+          <w:p>
+            <w:r>
+              <w:t>0.2</w:t>
+            </w:r>
+          </w:p>
+        </w:tc>
+        <w:tc>
+          <w:tcPr>
+            <w:tcW w:w="3021" w:type="dxa"/>
+          </w:tcPr>
+          <w:p>
+            <w:r>
+              <w:t>Problemen toegevoegd</w:t>
+            </w:r>
+          </w:p>
+        </w:tc>
+        <w:tc>
+          <w:tcPr>
+            <w:tcW w:w="3021" w:type="dxa"/>
+          </w:tcPr>
+          <w:p>
+            <w:r>
+              <w:t>8-5-2025</w:t>
             </w:r>
           </w:p>
         </w:tc>
